--- a/VIDEO/Документ Microsoft Word.docx
+++ b/VIDEO/Документ Microsoft Word.docx
@@ -84,8 +84,6 @@
       </w:r>
       <w:r>
         <w:br/>
-      </w:r>
-      <w:r>
         <w:t>1. Начните свой первый забег</w:t>
       </w:r>
     </w:p>
@@ -131,8 +129,114 @@
       <w:r>
         <w:t>5. Если отвлеклись или проиграли, придется начать заново</w:t>
       </w:r>
-      <w:bookmarkStart w:id="0" w:name="_GoBack"/>
-      <w:bookmarkEnd w:id="0"/>
+    </w:p>
+    <w:p/>
+    <w:p/>
+    <w:p>
+      <w:pPr>
+        <w:tabs>
+          <w:tab w:val="left" w:pos="916"/>
+          <w:tab w:val="left" w:pos="1832"/>
+          <w:tab w:val="left" w:pos="2748"/>
+          <w:tab w:val="left" w:pos="3664"/>
+          <w:tab w:val="left" w:pos="4580"/>
+          <w:tab w:val="left" w:pos="5496"/>
+          <w:tab w:val="left" w:pos="6412"/>
+          <w:tab w:val="left" w:pos="7328"/>
+          <w:tab w:val="left" w:pos="8244"/>
+          <w:tab w:val="left" w:pos="9160"/>
+          <w:tab w:val="left" w:pos="10076"/>
+          <w:tab w:val="left" w:pos="10992"/>
+          <w:tab w:val="left" w:pos="11908"/>
+          <w:tab w:val="left" w:pos="12824"/>
+          <w:tab w:val="left" w:pos="13740"/>
+          <w:tab w:val="left" w:pos="14656"/>
+        </w:tabs>
+        <w:wordWrap w:val="0"/>
+        <w:spacing w:after="0" w:line="330" w:lineRule="atLeast"/>
+        <w:rPr>
+          <w:rFonts w:ascii="Consolas" w:eastAsia="Times New Roman" w:hAnsi="Consolas" w:cs="Courier New"/>
+          <w:color w:val="0F1115"/>
+          <w:sz w:val="20"/>
+          <w:szCs w:val="20"/>
+          <w:lang w:eastAsia="ru-RU"/>
+        </w:rPr>
+      </w:pPr>
+      <w:hyperlink r:id="rId5" w:history="1">
+        <w:r>
+          <w:rPr>
+            <w:rStyle w:val="a3"/>
+            <w:rFonts w:ascii="Consolas" w:eastAsia="Times New Roman" w:hAnsi="Consolas" w:cs="Courier New"/>
+            <w:sz w:val="20"/>
+            <w:szCs w:val="20"/>
+            <w:lang w:eastAsia="ru-RU"/>
+          </w:rPr>
+          <w:t>%</w:t>
+        </w:r>
+        <w:proofErr w:type="spellStart"/>
+        <w:r>
+          <w:rPr>
+            <w:rStyle w:val="a3"/>
+            <w:rFonts w:ascii="Consolas" w:eastAsia="Times New Roman" w:hAnsi="Consolas" w:cs="Courier New"/>
+            <w:sz w:val="20"/>
+            <w:szCs w:val="20"/>
+            <w:lang w:eastAsia="ru-RU"/>
+          </w:rPr>
+          <w:t>ProgramFiles</w:t>
+        </w:r>
+        <w:proofErr w:type="spellEnd"/>
+        <w:r>
+          <w:rPr>
+            <w:rStyle w:val="a3"/>
+            <w:rFonts w:ascii="Consolas" w:eastAsia="Times New Roman" w:hAnsi="Consolas" w:cs="Courier New"/>
+            <w:sz w:val="20"/>
+            <w:szCs w:val="20"/>
+            <w:lang w:eastAsia="ru-RU"/>
+          </w:rPr>
+          <w:t xml:space="preserve">%\SMS </w:t>
+        </w:r>
+        <w:proofErr w:type="spellStart"/>
+        <w:r>
+          <w:rPr>
+            <w:rStyle w:val="a3"/>
+            <w:rFonts w:ascii="Consolas" w:eastAsia="Times New Roman" w:hAnsi="Consolas" w:cs="Courier New"/>
+            <w:sz w:val="20"/>
+            <w:szCs w:val="20"/>
+            <w:lang w:eastAsia="ru-RU"/>
+          </w:rPr>
+          <w:t>Client</w:t>
+        </w:r>
+        <w:proofErr w:type="spellEnd"/>
+        <w:r>
+          <w:rPr>
+            <w:rStyle w:val="a3"/>
+            <w:rFonts w:ascii="Consolas" w:eastAsia="Times New Roman" w:hAnsi="Consolas" w:cs="Courier New"/>
+            <w:sz w:val="20"/>
+            <w:szCs w:val="20"/>
+            <w:lang w:eastAsia="ru-RU"/>
+          </w:rPr>
+          <w:t>\SoftwareCen</w:t>
+        </w:r>
+        <w:bookmarkStart w:id="0" w:name="_GoBack"/>
+        <w:bookmarkEnd w:id="0"/>
+        <w:r>
+          <w:rPr>
+            <w:rStyle w:val="a3"/>
+            <w:rFonts w:ascii="Consolas" w:eastAsia="Times New Roman" w:hAnsi="Consolas" w:cs="Courier New"/>
+            <w:sz w:val="20"/>
+            <w:szCs w:val="20"/>
+            <w:lang w:eastAsia="ru-RU"/>
+          </w:rPr>
+          <w:t>ter.exe</w:t>
+        </w:r>
+      </w:hyperlink>
+    </w:p>
+    <w:p>
+      <w:pPr>
+        <w:rPr>
+          <w:b/>
+        </w:rPr>
+      </w:pPr>
     </w:p>
     <w:sectPr>
       <w:pgSz w:w="11906" w:h="16838"/>
@@ -565,6 +669,17 @@
     <w:semiHidden/>
     <w:unhideWhenUsed/>
   </w:style>
+  <w:style w:type="character" w:styleId="a3">
+    <w:name w:val="Hyperlink"/>
+    <w:basedOn w:val="a0"/>
+    <w:uiPriority w:val="99"/>
+    <w:unhideWhenUsed/>
+    <w:rsid w:val="00A06629"/>
+    <w:rPr>
+      <w:color w:val="0563C1" w:themeColor="hyperlink"/>
+      <w:u w:val="single"/>
+    </w:rPr>
+  </w:style>
 </w:styles>
 </file>
 
@@ -827,4 +942,16 @@
     </a:ext>
   </a:extLst>
 </a:theme>
+</file>
+
+<file path=customXml/item1.xml><?xml version="1.0" encoding="utf-8"?>
+<b:Sources xmlns:b="http://schemas.openxmlformats.org/officeDocument/2006/bibliography" xmlns="http://schemas.openxmlformats.org/officeDocument/2006/bibliography" SelectedStyle="\APASixthEditionOfficeOnline.xsl" StyleName="APA" Version="6"/>
+</file>
+
+<file path=customXml/itemProps1.xml><?xml version="1.0" encoding="utf-8"?>
+<ds:datastoreItem xmlns:ds="http://schemas.openxmlformats.org/officeDocument/2006/customXml" ds:itemID="{425E08DE-E926-48DB-A47C-B5EF9C413660}">
+  <ds:schemaRefs>
+    <ds:schemaRef ds:uri="http://schemas.openxmlformats.org/officeDocument/2006/bibliography"/>
+  </ds:schemaRefs>
+</ds:datastoreItem>
 </file>